--- a/spa/docx/025.content.docx
+++ b/spa/docx/025.content.docx
@@ -409,18 +409,12 @@
           <w:lang w:val="es_ES" w:bidi="es_ES"/>
         </w:rPr>
       </w:r>
-      <w:hyperlink r:id="rId13">
-        <w:r>
-          <w:rPr>
-            <w:lang w:val="es_ES" w:bidi="es_ES"/>
-          </w:rPr>
-          <w:rPr>
-            <w:color w:val="0000EE"/>
-            <w:u w:val="single"/>
-          </w:rPr>
-          <w:t>Hechos 15:10</w:t>
-        </w:r>
-      </w:hyperlink>
+      <w:r>
+        <w:rPr>
+          <w:lang w:val="es_ES" w:bidi="es_ES"/>
+        </w:rPr>
+        <w:t>Hechos 15:10</w:t>
+      </w:r>
     </w:p>
     <w:p>
       <w:pPr>
@@ -433,18 +427,12 @@
           <w:lang w:val="es_ES" w:bidi="es_ES"/>
         </w:rPr>
       </w:r>
-      <w:hyperlink r:id="rId14">
-        <w:r>
-          <w:rPr>
-            <w:lang w:val="es_ES" w:bidi="es_ES"/>
-          </w:rPr>
-          <w:rPr>
-            <w:color w:val="0000EE"/>
-            <w:u w:val="single"/>
-          </w:rPr>
-          <w:t>Gálatas 5:1</w:t>
-        </w:r>
-      </w:hyperlink>
+      <w:r>
+        <w:rPr>
+          <w:lang w:val="es_ES" w:bidi="es_ES"/>
+        </w:rPr>
+        <w:t>Gálatas 5:1</w:t>
+      </w:r>
     </w:p>
     <w:p>
       <w:pPr>
@@ -457,18 +445,12 @@
           <w:lang w:val="es_ES" w:bidi="es_ES"/>
         </w:rPr>
       </w:r>
-      <w:hyperlink r:id="rId15">
-        <w:r>
-          <w:rPr>
-            <w:lang w:val="es_ES" w:bidi="es_ES"/>
-          </w:rPr>
-          <w:rPr>
-            <w:color w:val="0000EE"/>
-            <w:u w:val="single"/>
-          </w:rPr>
-          <w:t>Génesis 27:40</w:t>
-        </w:r>
-      </w:hyperlink>
+      <w:r>
+        <w:rPr>
+          <w:lang w:val="es_ES" w:bidi="es_ES"/>
+        </w:rPr>
+        <w:t>Génesis 27:40</w:t>
+      </w:r>
     </w:p>
     <w:p>
       <w:pPr>
@@ -481,18 +463,12 @@
           <w:lang w:val="es_ES" w:bidi="es_ES"/>
         </w:rPr>
       </w:r>
-      <w:hyperlink r:id="rId16">
-        <w:r>
-          <w:rPr>
-            <w:lang w:val="es_ES" w:bidi="es_ES"/>
-          </w:rPr>
-          <w:rPr>
-            <w:color w:val="0000EE"/>
-            <w:u w:val="single"/>
-          </w:rPr>
-          <w:t>Isaías 9:4</w:t>
-        </w:r>
-      </w:hyperlink>
+      <w:r>
+        <w:rPr>
+          <w:lang w:val="es_ES" w:bidi="es_ES"/>
+        </w:rPr>
+        <w:t>Isaías 9:4</w:t>
+      </w:r>
     </w:p>
     <w:p>
       <w:pPr>
@@ -505,18 +481,12 @@
           <w:lang w:val="es_ES" w:bidi="es_ES"/>
         </w:rPr>
       </w:r>
-      <w:hyperlink r:id="rId17">
-        <w:r>
-          <w:rPr>
-            <w:lang w:val="es_ES" w:bidi="es_ES"/>
-          </w:rPr>
-          <w:rPr>
-            <w:color w:val="0000EE"/>
-            <w:u w:val="single"/>
-          </w:rPr>
-          <w:t>Jeremías 27:4</w:t>
-        </w:r>
-      </w:hyperlink>
+      <w:r>
+        <w:rPr>
+          <w:lang w:val="es_ES" w:bidi="es_ES"/>
+        </w:rPr>
+        <w:t>Jeremías 27:4</w:t>
+      </w:r>
     </w:p>
     <w:p>
       <w:pPr>
@@ -529,18 +499,12 @@
           <w:lang w:val="es_ES" w:bidi="es_ES"/>
         </w:rPr>
       </w:r>
-      <w:hyperlink r:id="rId18">
-        <w:r>
-          <w:rPr>
-            <w:lang w:val="es_ES" w:bidi="es_ES"/>
-          </w:rPr>
-          <w:rPr>
-            <w:color w:val="0000EE"/>
-            <w:u w:val="single"/>
-          </w:rPr>
-          <w:t>Mateo 11:30</w:t>
-        </w:r>
-      </w:hyperlink>
+      <w:r>
+        <w:rPr>
+          <w:lang w:val="es_ES" w:bidi="es_ES"/>
+        </w:rPr>
+        <w:t>Mateo 11:30</w:t>
+      </w:r>
     </w:p>
     <w:p>
       <w:pPr>
@@ -553,18 +517,12 @@
           <w:lang w:val="es_ES" w:bidi="es_ES"/>
         </w:rPr>
       </w:r>
-      <w:hyperlink r:id="rId19">
-        <w:r>
-          <w:rPr>
-            <w:lang w:val="es_ES" w:bidi="es_ES"/>
-          </w:rPr>
-          <w:rPr>
-            <w:color w:val="0000EE"/>
-            <w:u w:val="single"/>
-          </w:rPr>
-          <w:t>Filipenses 4:3</w:t>
-        </w:r>
-      </w:hyperlink>
+      <w:r>
+        <w:rPr>
+          <w:lang w:val="es_ES" w:bidi="es_ES"/>
+        </w:rPr>
+        <w:t>Filipenses 4:3</w:t>
+      </w:r>
     </w:p>
     <w:p>
       <w:pPr>

--- a/spa/docx/025.content.docx
+++ b/spa/docx/025.content.docx
@@ -324,19 +324,7 @@
         <w:rPr>
           <w:lang w:val="es_ES" w:bidi="es_ES"/>
         </w:rPr>
-        <w:t xml:space="preserve">(Véase también: </w:t>
-      </w:r>
-      <w:r>
-        <w:rPr>
-          <w:lang w:val="es_ES" w:bidi="es_ES"/>
-        </w:rPr>
-        <w:t>atar</w:t>
-      </w:r>
-      <w:r>
-        <w:rPr>
-          <w:lang w:val="es_ES" w:bidi="es_ES"/>
-        </w:rPr>
-        <w:t xml:space="preserve">, </w:t>
+        <w:t xml:space="preserve">(Véase también: atar, </w:t>
       </w:r>
       <w:r>
         <w:rPr>
@@ -348,19 +336,7 @@
         <w:rPr>
           <w:lang w:val="es_ES" w:bidi="es_ES"/>
         </w:rPr>
-        <w:t xml:space="preserve">, </w:t>
-      </w:r>
-      <w:r>
-        <w:rPr>
-          <w:lang w:val="es_ES" w:bidi="es_ES"/>
-        </w:rPr>
-        <w:t>oprimir</w:t>
-      </w:r>
-      <w:r>
-        <w:rPr>
-          <w:lang w:val="es_ES" w:bidi="es_ES"/>
-        </w:rPr>
-        <w:t xml:space="preserve">, </w:t>
+        <w:t xml:space="preserve">, oprimir, </w:t>
       </w:r>
       <w:r>
         <w:rPr>
